--- a/quotation-generator/assets/报价单模版-埃及公司.docx
+++ b/quotation-generator/assets/报价单模版-埃及公司.docx
@@ -5448,69 +5448,6 @@
         <w:szCs w:val="44"/>
         <w:lang w:val="en-US" w:eastAsia="zh-CN"/>
       </w:rPr>
-      <w:drawing>
-        <wp:anchor distT="0" distB="0" distL="114300" distR="114300" simplePos="0" relativeHeight="251661312" behindDoc="1" locked="0" layoutInCell="1" allowOverlap="1">
-          <wp:simplePos x="0" y="0"/>
-          <wp:positionH relativeFrom="column">
-            <wp:posOffset>32385</wp:posOffset>
-          </wp:positionH>
-          <wp:positionV relativeFrom="paragraph">
-            <wp:posOffset>-13335</wp:posOffset>
-          </wp:positionV>
-          <wp:extent cx="682625" cy="791845"/>
-          <wp:effectExtent l="0" t="0" r="53975" b="46355"/>
-          <wp:wrapThrough wrapText="bothSides">
-            <wp:wrapPolygon>
-              <wp:start x="0" y="0"/>
-              <wp:lineTo x="0" y="20786"/>
-              <wp:lineTo x="20897" y="20786"/>
-              <wp:lineTo x="20897" y="0"/>
-              <wp:lineTo x="0" y="0"/>
-            </wp:wrapPolygon>
-          </wp:wrapThrough>
-          <wp:docPr id="6" name="Picture 6" descr="Logo Baru SHM 2021"/>
-          <wp:cNvGraphicFramePr>
-            <a:graphicFrameLocks xmlns:a="http://schemas.openxmlformats.org/drawingml/2006/main" noChangeAspect="1"/>
-          </wp:cNvGraphicFramePr>
-          <a:graphic xmlns:a="http://schemas.openxmlformats.org/drawingml/2006/main">
-            <a:graphicData uri="http://schemas.openxmlformats.org/drawingml/2006/picture">
-              <pic:pic xmlns:pic="http://schemas.openxmlformats.org/drawingml/2006/picture">
-                <pic:nvPicPr>
-                  <pic:cNvPr id="6" name="Picture 6" descr="Logo Baru SHM 2021"/>
-                  <pic:cNvPicPr>
-                    <a:picLocks noChangeAspect="1"/>
-                  </pic:cNvPicPr>
-                </pic:nvPicPr>
-                <pic:blipFill>
-                  <a:blip r:embed="rId1"/>
-                  <a:stretch>
-                    <a:fillRect/>
-                  </a:stretch>
-                </pic:blipFill>
-                <pic:spPr>
-                  <a:xfrm>
-                    <a:off x="0" y="0"/>
-                    <a:ext cx="682625" cy="791845"/>
-                  </a:xfrm>
-                  <a:prstGeom prst="rect">
-                    <a:avLst/>
-                  </a:prstGeom>
-                </pic:spPr>
-              </pic:pic>
-            </a:graphicData>
-          </a:graphic>
-        </wp:anchor>
-      </w:drawing>
-    </w:r>
-    <w:r>
-      <w:rPr>
-        <w:rFonts w:hint="default" w:ascii="Arial" w:hAnsi="Arial" w:eastAsia="微软雅黑" w:cs="Arial"/>
-        <w:b w:val="0"/>
-        <w:color w:val="0039C2"/>
-        <w:sz w:val="44"/>
-        <w:szCs w:val="44"/>
-        <w:lang w:val="en-US" w:eastAsia="zh-CN"/>
-      </w:rPr>
       <w:t>SHAN HAI MAP FOR CONSULTING CO</w:t>
     </w:r>
   </w:p>
@@ -5623,6 +5560,67 @@
         <w:lang w:val="de-DE" w:eastAsia="zh-CN"/>
       </w:rPr>
     </w:pPr>
+    <w:r>
+      <w:rPr>
+        <w:rFonts w:hint="default" w:ascii="Arial" w:hAnsi="Arial" w:cs="Arial" w:eastAsiaTheme="minorEastAsia"/>
+        <w:b w:val="0"/>
+        <w:bCs w:val="0"/>
+        <w:lang w:eastAsia="zh-CN"/>
+      </w:rPr>
+      <w:drawing>
+        <wp:anchor distT="0" distB="0" distL="114300" distR="114300" simplePos="0" relativeHeight="251661312" behindDoc="1" locked="0" layoutInCell="1" allowOverlap="1">
+          <wp:simplePos x="0" y="0"/>
+          <wp:positionH relativeFrom="column">
+            <wp:posOffset>32385</wp:posOffset>
+          </wp:positionH>
+          <wp:positionV relativeFrom="paragraph">
+            <wp:posOffset>-841375</wp:posOffset>
+          </wp:positionV>
+          <wp:extent cx="682625" cy="791845"/>
+          <wp:effectExtent l="0" t="0" r="53975" b="46355"/>
+          <wp:wrapThrough wrapText="bothSides">
+            <wp:wrapPolygon>
+              <wp:start x="0" y="0"/>
+              <wp:lineTo x="0" y="20786"/>
+              <wp:lineTo x="20897" y="20786"/>
+              <wp:lineTo x="20897" y="0"/>
+              <wp:lineTo x="0" y="0"/>
+            </wp:wrapPolygon>
+          </wp:wrapThrough>
+          <wp:docPr id="6" name="Picture 6" descr="Logo Baru SHM 2021"/>
+          <wp:cNvGraphicFramePr>
+            <a:graphicFrameLocks xmlns:a="http://schemas.openxmlformats.org/drawingml/2006/main" noChangeAspect="1"/>
+          </wp:cNvGraphicFramePr>
+          <a:graphic xmlns:a="http://schemas.openxmlformats.org/drawingml/2006/main">
+            <a:graphicData uri="http://schemas.openxmlformats.org/drawingml/2006/picture">
+              <pic:pic xmlns:pic="http://schemas.openxmlformats.org/drawingml/2006/picture">
+                <pic:nvPicPr>
+                  <pic:cNvPr id="6" name="Picture 6" descr="Logo Baru SHM 2021"/>
+                  <pic:cNvPicPr>
+                    <a:picLocks noChangeAspect="1"/>
+                  </pic:cNvPicPr>
+                </pic:nvPicPr>
+                <pic:blipFill>
+                  <a:blip r:embed="rId1"/>
+                  <a:stretch>
+                    <a:fillRect/>
+                  </a:stretch>
+                </pic:blipFill>
+                <pic:spPr>
+                  <a:xfrm>
+                    <a:off x="0" y="0"/>
+                    <a:ext cx="682625" cy="791845"/>
+                  </a:xfrm>
+                  <a:prstGeom prst="rect">
+                    <a:avLst/>
+                  </a:prstGeom>
+                </pic:spPr>
+              </pic:pic>
+            </a:graphicData>
+          </a:graphic>
+        </wp:anchor>
+      </w:drawing>
+    </w:r>
     <w:r>
       <w:rPr>
         <w:rFonts w:hint="default" w:ascii="Arial" w:hAnsi="Arial" w:cs="Arial" w:eastAsiaTheme="minorEastAsia"/>

--- a/quotation-generator/assets/报价单模版-埃及公司.docx
+++ b/quotation-generator/assets/报价单模版-埃及公司.docx
@@ -5232,162 +5232,41 @@
   <w:p>
     <w:pPr>
       <w:pStyle w:val="4"/>
+      <w:spacing w:after="180"/>
+      <w:ind w:left="3228"/>
     </w:pPr>
     <w:r>
-      <w:rPr>
-        <w:sz w:val="22"/>
-      </w:rPr>
-      <mc:AlternateContent>
-        <mc:Choice Requires="wps">
-          <w:drawing>
-            <wp:anchor distT="0" distB="0" distL="114300" distR="114300" simplePos="0" relativeHeight="251659264" behindDoc="0" locked="0" layoutInCell="1" allowOverlap="1">
-              <wp:simplePos x="0" y="0"/>
-              <wp:positionH relativeFrom="margin">
-                <wp:align>center</wp:align>
-              </wp:positionH>
-              <wp:positionV relativeFrom="paragraph">
-                <wp:posOffset>0</wp:posOffset>
-              </wp:positionV>
-              <wp:extent cx="1828800" cy="1828800"/>
-              <wp:effectExtent l="0" t="0" r="0" b="0"/>
-              <wp:wrapNone/>
-              <wp:docPr id="1" name="文本框 1"/>
-              <wp:cNvGraphicFramePr/>
-              <a:graphic xmlns:a="http://schemas.openxmlformats.org/drawingml/2006/main">
-                <a:graphicData uri="http://schemas.microsoft.com/office/word/2010/wordprocessingShape">
-                  <wps:wsp>
-                    <wps:cNvSpPr txBox="1"/>
-                    <wps:spPr>
-                      <a:xfrm>
-                        <a:off x="0" y="0"/>
-                        <a:ext cx="1828800" cy="1828800"/>
-                      </a:xfrm>
-                      <a:prstGeom prst="rect">
-                        <a:avLst/>
-                      </a:prstGeom>
-                      <a:noFill/>
-                      <a:ln w="6350">
-                        <a:noFill/>
-                      </a:ln>
-                    </wps:spPr>
-                    <wps:style>
-                      <a:lnRef idx="0">
-                        <a:schemeClr val="accent1"/>
-                      </a:lnRef>
-                      <a:fillRef idx="0">
-                        <a:schemeClr val="accent1"/>
-                      </a:fillRef>
-                      <a:effectRef idx="0">
-                        <a:schemeClr val="accent1"/>
-                      </a:effectRef>
-                      <a:fontRef idx="minor">
-                        <a:schemeClr val="dk1"/>
-                      </a:fontRef>
-                    </wps:style>
-                    <wps:txbx>
-                      <w:txbxContent>
-                        <w:p>
-                          <w:pPr>
-                            <w:pStyle w:val="4"/>
-                          </w:pPr>
-                          <w:r>
-                            <w:fldChar w:fldCharType="begin"/>
-                          </w:r>
-                          <w:r>
-                            <w:instrText xml:space="preserve"> PAGE  \* MERGEFORMAT </w:instrText>
-                          </w:r>
-                          <w:r>
-                            <w:fldChar w:fldCharType="separate"/>
-                          </w:r>
-                          <w:r>
-                            <w:t>1</w:t>
-                          </w:r>
-                          <w:r>
-                            <w:fldChar w:fldCharType="end"/>
-                          </w:r>
-                          <w:r>
-                            <w:t xml:space="preserve"> / </w:t>
-                          </w:r>
-                          <w:r>
-                            <w:fldChar w:fldCharType="begin"/>
-                          </w:r>
-                          <w:r>
-                            <w:instrText xml:space="preserve"> NUMPAGES  \* MERGEFORMAT </w:instrText>
-                          </w:r>
-                          <w:r>
-                            <w:fldChar w:fldCharType="separate"/>
-                          </w:r>
-                          <w:r>
-                            <w:t>18</w:t>
-                          </w:r>
-                          <w:r>
-                            <w:fldChar w:fldCharType="end"/>
-                          </w:r>
-                        </w:p>
-                      </w:txbxContent>
-                    </wps:txbx>
-                    <wps:bodyPr rot="0" spcFirstLastPara="0" vertOverflow="overflow" horzOverflow="overflow" vert="horz" wrap="none" lIns="0" tIns="0" rIns="0" bIns="0" numCol="1" spcCol="0" rtlCol="0" fromWordArt="0" anchor="t" anchorCtr="0" forceAA="0" upright="0" compatLnSpc="1">
-                      <a:spAutoFit/>
-                    </wps:bodyPr>
-                  </wps:wsp>
-                </a:graphicData>
-              </a:graphic>
-            </wp:anchor>
-          </w:drawing>
-        </mc:Choice>
-        <mc:Fallback>
-          <w:pict>
-            <v:shape id="_x0000_s1026" o:spid="_x0000_s1026" o:spt="202" type="#_x0000_t202" style="position:absolute;left:0pt;margin-top:0pt;height:144pt;width:144pt;mso-position-horizontal:center;mso-position-horizontal-relative:margin;mso-wrap-style:none;z-index:251659264;mso-width-relative:page;mso-height-relative:page;" filled="f" stroked="f" coordsize="21600,21600" o:gfxdata="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">
-              <v:fill on="f" focussize="0,0"/>
-              <v:stroke on="f" weight="0.5pt"/>
-              <v:imagedata o:title=""/>
-              <o:lock v:ext="edit" aspectratio="f"/>
-              <v:textbox inset="0mm,0mm,0mm,0mm" style="mso-fit-shape-to-text:t;">
-                <w:txbxContent>
-                  <w:p>
-                    <w:pPr>
-                      <w:pStyle w:val="4"/>
-                    </w:pPr>
-                    <w:r>
-                      <w:fldChar w:fldCharType="begin"/>
-                    </w:r>
-                    <w:r>
-                      <w:instrText xml:space="preserve"> PAGE  \* MERGEFORMAT </w:instrText>
-                    </w:r>
-                    <w:r>
-                      <w:fldChar w:fldCharType="separate"/>
-                    </w:r>
-                    <w:r>
-                      <w:t>1</w:t>
-                    </w:r>
-                    <w:r>
-                      <w:fldChar w:fldCharType="end"/>
-                    </w:r>
-                    <w:r>
-                      <w:t xml:space="preserve"> / </w:t>
-                    </w:r>
-                    <w:r>
-                      <w:fldChar w:fldCharType="begin"/>
-                    </w:r>
-                    <w:r>
-                      <w:instrText xml:space="preserve"> NUMPAGES  \* MERGEFORMAT </w:instrText>
-                    </w:r>
-                    <w:r>
-                      <w:fldChar w:fldCharType="separate"/>
-                    </w:r>
-                    <w:r>
-                      <w:t>18</w:t>
-                    </w:r>
-                    <w:r>
-                      <w:fldChar w:fldCharType="end"/>
-                    </w:r>
-                  </w:p>
-                </w:txbxContent>
-              </v:textbox>
-            </v:shape>
-          </w:pict>
-        </mc:Fallback>
-      </mc:AlternateContent>
+      <w:fldChar w:fldCharType="begin" w:dirty="true"/>
+    </w:r>
+    <w:r>
+      <w:instrText xml:space="preserve"> PAGE  \* MERGEFORMAT </w:instrText>
+    </w:r>
+    <w:r>
+      <w:fldChar w:fldCharType="separate"/>
+    </w:r>
+    <w:r>
+      <w:t>1</w:t>
+    </w:r>
+    <w:r>
+      <w:fldChar w:fldCharType="end"/>
+    </w:r>
+    <w:r>
+      <w:t xml:space="preserve"> / </w:t>
+    </w:r>
+    <w:r>
+      <w:fldChar w:fldCharType="begin" w:dirty="true"/>
+    </w:r>
+    <w:r>
+      <w:instrText xml:space="preserve"> NUMPAGES  \* MERGEFORMAT </w:instrText>
+    </w:r>
+    <w:r>
+      <w:fldChar w:fldCharType="separate"/>
+    </w:r>
+    <w:r>
+      <w:t>18</w:t>
+    </w:r>
+    <w:r>
+      <w:fldChar w:fldCharType="end"/>
     </w:r>
   </w:p>
 </w:ftr>

--- a/quotation-generator/assets/报价单模版-埃及公司.docx
+++ b/quotation-generator/assets/报价单模版-埃及公司.docx
@@ -5228,44 +5228,86 @@
 </file>
 
 <file path=word/footer1.xml><?xml version="1.0" encoding="utf-8"?>
-<w:ftr xmlns:wpc="http://schemas.microsoft.com/office/word/2010/wordprocessingCanvas" xmlns:mc="http://schemas.openxmlformats.org/markup-compatibility/2006" xmlns:o="urn:schemas-microsoft-com:office:office" xmlns:r="http://schemas.openxmlformats.org/officeDocument/2006/relationships" xmlns:m="http://schemas.openxmlformats.org/officeDocument/2006/math" xmlns:v="urn:schemas-microsoft-com:vml" xmlns:wp14="http://schemas.microsoft.com/office/word/2010/wordprocessingDrawing" xmlns:wp="http://schemas.openxmlformats.org/drawingml/2006/wordprocessingDrawing" xmlns:w10="urn:schemas-microsoft-com:office:word" xmlns:w="http://schemas.openxmlformats.org/wordprocessingml/2006/main" xmlns:w14="http://schemas.microsoft.com/office/word/2010/wordml" xmlns:w15="http://schemas.microsoft.com/office/word/2012/wordml" xmlns:wpg="http://schemas.microsoft.com/office/word/2010/wordprocessingGroup" xmlns:wpi="http://schemas.microsoft.com/office/word/2010/wordprocessingInk" xmlns:wne="http://schemas.microsoft.com/office/word/2006/wordml" xmlns:wps="http://schemas.microsoft.com/office/word/2010/wordprocessingShape" xmlns:wpsCustomData="http://www.wps.cn/officeDocument/2013/wpsCustomData" mc:Ignorable="w14 w15 wp14">
+<w:ftr xmlns:w="http://schemas.openxmlformats.org/wordprocessingml/2006/main">
   <w:p>
     <w:pPr>
-      <w:pStyle w:val="4"/>
-      <w:spacing w:after="180"/>
-      <w:ind w:left="3228"/>
+      <w:jc w:val="center"/>
     </w:pPr>
     <w:r>
-      <w:fldChar w:fldCharType="begin" w:dirty="true"/>
+      <w:rPr>
+        <w:rFonts w:ascii="FangSong" w:eastAsia="仿宋" w:hAnsi="FangSong"/>
+        <w:sz w:val="18"/>
+      </w:rPr>
+      <w:fldChar w:fldCharType="begin"/>
     </w:r>
     <w:r>
-      <w:instrText xml:space="preserve"> PAGE  \* MERGEFORMAT </w:instrText>
+      <w:rPr>
+        <w:rFonts w:ascii="FangSong" w:eastAsia="仿宋" w:hAnsi="FangSong"/>
+        <w:sz w:val="18"/>
+      </w:rPr>
+      <w:instrText xml:space="preserve"> PAGE </w:instrText>
     </w:r>
     <w:r>
+      <w:rPr>
+        <w:rFonts w:ascii="FangSong" w:eastAsia="仿宋" w:hAnsi="FangSong"/>
+        <w:sz w:val="18"/>
+      </w:rPr>
       <w:fldChar w:fldCharType="separate"/>
     </w:r>
     <w:r>
+      <w:rPr>
+        <w:rFonts w:ascii="FangSong" w:eastAsia="仿宋" w:hAnsi="FangSong"/>
+        <w:sz w:val="18"/>
+      </w:rPr>
       <w:t>1</w:t>
     </w:r>
     <w:r>
+      <w:rPr>
+        <w:rFonts w:ascii="FangSong" w:eastAsia="仿宋" w:hAnsi="FangSong"/>
+        <w:sz w:val="18"/>
+      </w:rPr>
       <w:fldChar w:fldCharType="end"/>
     </w:r>
     <w:r>
+      <w:rPr>
+        <w:rFonts w:ascii="FangSong" w:eastAsia="仿宋" w:hAnsi="FangSong"/>
+        <w:sz w:val="18"/>
+      </w:rPr>
       <w:t xml:space="preserve"> / </w:t>
     </w:r>
     <w:r>
-      <w:fldChar w:fldCharType="begin" w:dirty="true"/>
+      <w:rPr>
+        <w:rFonts w:ascii="FangSong" w:eastAsia="仿宋" w:hAnsi="FangSong"/>
+        <w:sz w:val="18"/>
+      </w:rPr>
+      <w:fldChar w:fldCharType="begin"/>
     </w:r>
     <w:r>
-      <w:instrText xml:space="preserve"> NUMPAGES  \* MERGEFORMAT </w:instrText>
+      <w:rPr>
+        <w:rFonts w:ascii="FangSong" w:eastAsia="仿宋" w:hAnsi="FangSong"/>
+        <w:sz w:val="18"/>
+      </w:rPr>
+      <w:instrText xml:space="preserve"> NUMPAGES </w:instrText>
     </w:r>
     <w:r>
+      <w:rPr>
+        <w:rFonts w:ascii="FangSong" w:eastAsia="仿宋" w:hAnsi="FangSong"/>
+        <w:sz w:val="18"/>
+      </w:rPr>
       <w:fldChar w:fldCharType="separate"/>
     </w:r>
     <w:r>
-      <w:t>18</w:t>
+      <w:rPr>
+        <w:rFonts w:ascii="FangSong" w:eastAsia="仿宋" w:hAnsi="FangSong"/>
+        <w:sz w:val="18"/>
+      </w:rPr>
+      <w:t>1</w:t>
     </w:r>
     <w:r>
+      <w:rPr>
+        <w:rFonts w:ascii="FangSong" w:eastAsia="仿宋" w:hAnsi="FangSong"/>
+        <w:sz w:val="18"/>
+      </w:rPr>
       <w:fldChar w:fldCharType="end"/>
     </w:r>
   </w:p>
@@ -5298,274 +5340,221 @@
 </file>
 
 <file path=word/header1.xml><?xml version="1.0" encoding="utf-8"?>
-<w:hdr xmlns:wpc="http://schemas.microsoft.com/office/word/2010/wordprocessingCanvas" xmlns:mc="http://schemas.openxmlformats.org/markup-compatibility/2006" xmlns:o="urn:schemas-microsoft-com:office:office" xmlns:r="http://schemas.openxmlformats.org/officeDocument/2006/relationships" xmlns:m="http://schemas.openxmlformats.org/officeDocument/2006/math" xmlns:v="urn:schemas-microsoft-com:vml" xmlns:wp14="http://schemas.microsoft.com/office/word/2010/wordprocessingDrawing" xmlns:wp="http://schemas.openxmlformats.org/drawingml/2006/wordprocessingDrawing" xmlns:w10="urn:schemas-microsoft-com:office:word" xmlns:w="http://schemas.openxmlformats.org/wordprocessingml/2006/main" xmlns:w14="http://schemas.microsoft.com/office/word/2010/wordml" xmlns:w15="http://schemas.microsoft.com/office/word/2012/wordml" xmlns:wpg="http://schemas.microsoft.com/office/word/2010/wordprocessingGroup" xmlns:wpi="http://schemas.microsoft.com/office/word/2010/wordprocessingInk" xmlns:wne="http://schemas.microsoft.com/office/word/2006/wordml" xmlns:wps="http://schemas.microsoft.com/office/word/2010/wordprocessingShape" xmlns:wpsCustomData="http://www.wps.cn/officeDocument/2013/wpsCustomData" mc:Ignorable="w14 w15 wp14">
-  <w:p>
-    <w:pPr>
-      <w:keepNext w:val="0"/>
-      <w:keepLines w:val="0"/>
-      <w:widowControl/>
-      <w:suppressLineNumbers w:val="0"/>
-      <w:spacing w:line="240" w:lineRule="auto"/>
-      <w:jc w:val="right"/>
-      <w:rPr>
-        <w:rFonts w:hint="default" w:ascii="微软雅黑" w:hAnsi="微软雅黑" w:eastAsia="微软雅黑" w:cs="Microsoft JhengHei"/>
-        <w:b/>
-        <w:bCs/>
-        <w:color w:val="0039C2"/>
-        <w:sz w:val="36"/>
-        <w:szCs w:val="36"/>
-        <w:shd w:val="clear" w:color="auto" w:fill="FFFFFF"/>
-        <w:lang w:val="en-US" w:eastAsia="zh-CN"/>
-      </w:rPr>
-    </w:pPr>
-    <w:r>
-      <w:rPr>
-        <w:rFonts w:hint="default" w:ascii="Arial" w:hAnsi="Arial" w:eastAsia="微软雅黑" w:cs="Arial"/>
-        <w:b w:val="0"/>
-        <w:color w:val="0039C2"/>
-        <w:sz w:val="44"/>
-        <w:szCs w:val="44"/>
-        <w:lang w:val="en-US" w:eastAsia="zh-CN"/>
-      </w:rPr>
-      <w:t>SHAN HAI MAP FOR CONSULTING CO</w:t>
-    </w:r>
-  </w:p>
-  <w:p>
-    <w:pPr>
-      <w:spacing w:after="0" w:line="240" w:lineRule="auto"/>
-      <w:jc w:val="center"/>
-      <w:rPr>
-        <w:rFonts w:hint="eastAsia" w:ascii="微软雅黑" w:hAnsi="微软雅黑" w:eastAsia="微软雅黑" w:cs="微软雅黑"/>
-        <w:b w:val="0"/>
-        <w:bCs w:val="0"/>
-        <w:lang w:val="de-DE" w:eastAsia="zh-CN"/>
-      </w:rPr>
-    </w:pPr>
-    <w:r>
-      <w:rPr>
-        <w:rFonts w:hint="eastAsia" w:ascii="微软雅黑" w:hAnsi="微软雅黑" w:eastAsia="微软雅黑" w:cs="微软雅黑"/>
-        <w:b w:val="0"/>
-        <w:bCs w:val="0"/>
-        <w:lang w:val="de-DE" w:eastAsia="zh-CN"/>
-      </w:rPr>
-      <w:t>埃及新开罗90号大街TOP90</w:t>
-    </w:r>
-    <w:r>
-      <w:rPr>
-        <w:rFonts w:hint="eastAsia" w:ascii="微软雅黑" w:hAnsi="微软雅黑" w:eastAsia="微软雅黑" w:cs="微软雅黑"/>
-        <w:b w:val="0"/>
-        <w:bCs w:val="0"/>
-        <w:lang w:val="en-US" w:eastAsia="zh-CN"/>
-      </w:rPr>
-      <w:t xml:space="preserve"> </w:t>
-    </w:r>
-    <w:r>
-      <w:rPr>
-        <w:rFonts w:hint="eastAsia" w:ascii="微软雅黑" w:hAnsi="微软雅黑" w:eastAsia="微软雅黑" w:cs="微软雅黑"/>
-        <w:b w:val="0"/>
-        <w:bCs w:val="0"/>
-        <w:lang w:val="de-DE" w:eastAsia="zh-CN"/>
-      </w:rPr>
-      <w:t>1层134室</w:t>
-    </w:r>
-  </w:p>
-  <w:p>
-    <w:pPr>
-      <w:spacing w:after="0" w:line="240" w:lineRule="auto"/>
-      <w:jc w:val="center"/>
-      <w:rPr>
-        <w:rFonts w:ascii="Arial" w:hAnsi="Arial" w:cs="Arial" w:eastAsiaTheme="minorEastAsia"/>
-        <w:b/>
-        <w:bCs/>
-        <w:lang w:val="de-DE" w:eastAsia="zh-CN"/>
-      </w:rPr>
-    </w:pPr>
-    <w:r>
-      <w:rPr>
-        <w:rFonts w:hint="default" w:ascii="Arial" w:hAnsi="Arial" w:cs="Arial"/>
-        <w:b w:val="0"/>
-        <w:bCs w:val="0"/>
-      </w:rPr>
-      <w:fldChar w:fldCharType="begin"/>
-    </w:r>
-    <w:r>
-      <w:rPr>
-        <w:rFonts w:hint="default" w:ascii="Arial" w:hAnsi="Arial" w:cs="Arial"/>
-        <w:b w:val="0"/>
-        <w:bCs w:val="0"/>
-      </w:rPr>
-      <w:instrText xml:space="preserve"> HYPERLINK "http://www.shanhaimap.com" </w:instrText>
-    </w:r>
-    <w:r>
-      <w:rPr>
-        <w:rFonts w:hint="default" w:ascii="Arial" w:hAnsi="Arial" w:cs="Arial"/>
-        <w:b w:val="0"/>
-        <w:bCs w:val="0"/>
-      </w:rPr>
-      <w:fldChar w:fldCharType="separate"/>
-    </w:r>
-    <w:r>
-      <w:rPr>
-        <w:rFonts w:hint="default" w:ascii="Arial" w:hAnsi="Arial" w:eastAsia="微软雅黑" w:cs="Arial"/>
-        <w:b w:val="0"/>
-        <w:bCs w:val="0"/>
-        <w:lang w:val="de-DE" w:eastAsia="zh-CN"/>
-      </w:rPr>
-      <w:fldChar w:fldCharType="end"/>
-    </w:r>
-    <w:r>
-      <w:rPr>
-        <w:rFonts w:hint="default" w:ascii="Arial" w:hAnsi="Arial" w:eastAsia="微软雅黑" w:cs="Arial"/>
-        <w:b w:val="0"/>
-        <w:bCs w:val="0"/>
-        <w:lang w:val="de-DE" w:eastAsia="zh-CN"/>
-      </w:rPr>
-      <w:t>Web: www.shanhaimap.com</w:t>
-    </w:r>
-  </w:p>
-  <w:p>
-    <w:pPr>
-      <w:pStyle w:val="5"/>
-      <w:tabs>
-        <w:tab w:val="right" w:pos="10260"/>
-      </w:tabs>
-      <w:spacing w:line="276" w:lineRule="auto"/>
-      <w:ind w:left="1276" w:right="-279"/>
-      <w:jc w:val="center"/>
-      <w:rPr>
-        <w:rFonts w:ascii="Arial" w:hAnsi="Arial" w:cs="Arial" w:eastAsiaTheme="minorEastAsia"/>
-        <w:b/>
-        <w:bCs/>
-        <w:lang w:val="de-DE" w:eastAsia="zh-CN"/>
-      </w:rPr>
-    </w:pPr>
-    <w:r>
-      <w:rPr>
-        <w:rFonts w:hint="default" w:ascii="Arial" w:hAnsi="Arial" w:cs="Arial" w:eastAsiaTheme="minorEastAsia"/>
-        <w:b w:val="0"/>
-        <w:bCs w:val="0"/>
-        <w:lang w:eastAsia="zh-CN"/>
-      </w:rPr>
-      <w:drawing>
-        <wp:anchor distT="0" distB="0" distL="114300" distR="114300" simplePos="0" relativeHeight="251661312" behindDoc="1" locked="0" layoutInCell="1" allowOverlap="1">
-          <wp:simplePos x="0" y="0"/>
-          <wp:positionH relativeFrom="column">
-            <wp:posOffset>32385</wp:posOffset>
-          </wp:positionH>
-          <wp:positionV relativeFrom="paragraph">
-            <wp:posOffset>-841375</wp:posOffset>
-          </wp:positionV>
-          <wp:extent cx="682625" cy="791845"/>
-          <wp:effectExtent l="0" t="0" r="53975" b="46355"/>
-          <wp:wrapThrough wrapText="bothSides">
-            <wp:wrapPolygon>
-              <wp:start x="0" y="0"/>
-              <wp:lineTo x="0" y="20786"/>
-              <wp:lineTo x="20897" y="20786"/>
-              <wp:lineTo x="20897" y="0"/>
-              <wp:lineTo x="0" y="0"/>
-            </wp:wrapPolygon>
-          </wp:wrapThrough>
-          <wp:docPr id="6" name="Picture 6" descr="Logo Baru SHM 2021"/>
-          <wp:cNvGraphicFramePr>
-            <a:graphicFrameLocks xmlns:a="http://schemas.openxmlformats.org/drawingml/2006/main" noChangeAspect="1"/>
-          </wp:cNvGraphicFramePr>
-          <a:graphic xmlns:a="http://schemas.openxmlformats.org/drawingml/2006/main">
-            <a:graphicData uri="http://schemas.openxmlformats.org/drawingml/2006/picture">
-              <pic:pic xmlns:pic="http://schemas.openxmlformats.org/drawingml/2006/picture">
-                <pic:nvPicPr>
-                  <pic:cNvPr id="6" name="Picture 6" descr="Logo Baru SHM 2021"/>
-                  <pic:cNvPicPr>
-                    <a:picLocks noChangeAspect="1"/>
-                  </pic:cNvPicPr>
-                </pic:nvPicPr>
-                <pic:blipFill>
-                  <a:blip r:embed="rId1"/>
-                  <a:stretch>
-                    <a:fillRect/>
-                  </a:stretch>
-                </pic:blipFill>
-                <pic:spPr>
-                  <a:xfrm>
-                    <a:off x="0" y="0"/>
-                    <a:ext cx="682625" cy="791845"/>
-                  </a:xfrm>
-                  <a:prstGeom prst="rect">
-                    <a:avLst/>
-                  </a:prstGeom>
-                </pic:spPr>
-              </pic:pic>
-            </a:graphicData>
-          </a:graphic>
-        </wp:anchor>
-      </w:drawing>
-    </w:r>
-    <w:r>
-      <w:rPr>
-        <w:rFonts w:hint="default" w:ascii="Arial" w:hAnsi="Arial" w:cs="Arial" w:eastAsiaTheme="minorEastAsia"/>
-        <w:b w:val="0"/>
-        <w:bCs w:val="0"/>
-        <w:lang w:eastAsia="zh-CN"/>
-      </w:rPr>
-      <mc:AlternateContent>
-        <mc:Choice Requires="wps">
-          <w:drawing>
-            <wp:anchor distT="0" distB="0" distL="114300" distR="114300" simplePos="0" relativeHeight="251660288" behindDoc="0" locked="0" layoutInCell="1" allowOverlap="1">
-              <wp:simplePos x="0" y="0"/>
-              <wp:positionH relativeFrom="column">
-                <wp:posOffset>-240665</wp:posOffset>
-              </wp:positionH>
-              <wp:positionV relativeFrom="paragraph">
-                <wp:posOffset>77470</wp:posOffset>
-              </wp:positionV>
-              <wp:extent cx="6405245" cy="0"/>
-              <wp:effectExtent l="0" t="19050" r="0" b="19050"/>
-              <wp:wrapNone/>
-              <wp:docPr id="4" name="直接连接符 4"/>
-              <wp:cNvGraphicFramePr/>
-              <a:graphic xmlns:a="http://schemas.openxmlformats.org/drawingml/2006/main">
-                <a:graphicData uri="http://schemas.microsoft.com/office/word/2010/wordprocessingShape">
-                  <wps:wsp>
-                    <wps:cNvCnPr/>
-                    <wps:spPr>
-                      <a:xfrm>
-                        <a:off x="0" y="0"/>
-                        <a:ext cx="6404997" cy="0"/>
-                      </a:xfrm>
-                      <a:prstGeom prst="line">
-                        <a:avLst/>
-                      </a:prstGeom>
-                      <a:noFill/>
-                      <a:ln w="38100" cap="flat" cmpd="sng" algn="ctr">
-                        <a:solidFill>
-                          <a:srgbClr val="0039C2"/>
-                        </a:solidFill>
-                        <a:prstDash val="solid"/>
-                        <a:miter lim="800000"/>
-                      </a:ln>
-                      <a:effectLst/>
-                    </wps:spPr>
-                    <wps:bodyPr upright="0"/>
-                  </wps:wsp>
-                </a:graphicData>
-              </a:graphic>
-            </wp:anchor>
-          </w:drawing>
-        </mc:Choice>
-        <mc:Fallback>
-          <w:pict>
-            <v:line id="_x0000_s1026" o:spid="_x0000_s1026" o:spt="20" style="position:absolute;left:0pt;margin-left:-18.95pt;margin-top:6.1pt;height:0pt;width:504.35pt;z-index:251660288;mso-width-relative:page;mso-height-relative:page;" filled="f" stroked="t" coordsize="21600,21600" o:gfxdata="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">
-              <v:fill on="f" focussize="0,0"/>
-              <v:stroke weight="3pt" color="#0039C2" miterlimit="8" joinstyle="miter"/>
-              <v:imagedata o:title=""/>
-              <o:lock v:ext="edit" aspectratio="f"/>
-            </v:line>
-          </w:pict>
-        </mc:Fallback>
-      </mc:AlternateContent>
-    </w:r>
-  </w:p>
-</w:hdr>
+<ns0:hdr xmlns:ns0="http://schemas.openxmlformats.org/wordprocessingml/2006/main" xmlns:ns1="http://schemas.openxmlformats.org/markup-compatibility/2006" xmlns:ns2="http://schemas.microsoft.com/office/word/2010/wordml" xmlns:ns3="http://schemas.openxmlformats.org/drawingml/2006/wordprocessingDrawing" xmlns:ns4="http://schemas.openxmlformats.org/drawingml/2006/main" xmlns:ns5="http://schemas.microsoft.com/office/word/2010/wordprocessingShape" xmlns:ns6="urn:schemas-microsoft-com:vml" xmlns:ns7="urn:schemas-microsoft-com:office:office" ns1:Ignorable="w14 w15 wp14">
+  <ns0:p ns2:paraId="2AF01B37">
+    <ns0:pPr>
+      <ns0:keepNext ns0:val="0"/>
+      <ns0:keepLines ns0:val="0"/>
+      <ns0:widowControl/>
+      <ns0:suppressLineNumbers ns0:val="0"/>
+      <ns0:spacing ns0:line="240" ns0:lineRule="auto"/>
+      <ns0:jc ns0:val="right"/>
+      <ns0:rPr>
+        <ns0:rFonts ns0:hint="default" ns0:ascii="微软雅黑" ns0:hAnsi="微软雅黑" ns0:eastAsia="微软雅黑" ns0:cs="Microsoft JhengHei"/>
+        <ns0:b/>
+        <ns0:bCs/>
+        <ns0:color ns0:val="0039C2"/>
+        <ns0:sz ns0:val="36"/>
+        <ns0:szCs ns0:val="36"/>
+        <ns0:shd ns0:val="clear" ns0:color="auto" ns0:fill="FFFFFF"/>
+        <ns0:lang ns0:val="en-US" ns0:eastAsia="zh-CN"/>
+      </ns0:rPr>
+    </ns0:pPr>
+    <ns0:r>
+      <ns0:rPr>
+        <ns0:rFonts ns0:hint="default" ns0:ascii="Arial" ns0:hAnsi="Arial" ns0:eastAsia="微软雅黑" ns0:cs="Arial"/>
+        <ns0:b ns0:val="0"/>
+        <ns0:color ns0:val="0039C2"/>
+        <ns0:sz ns0:val="44"/>
+        <ns0:szCs ns0:val="44"/>
+        <ns0:lang ns0:val="en-US" ns0:eastAsia="zh-CN"/>
+      </ns0:rPr>
+      <ns0:t/>
+    </ns0:r>
+  </ns0:p>
+  <ns0:p ns2:paraId="4ACCFB87">
+    <ns0:pPr>
+      <ns0:spacing ns0:after="0" ns0:line="240" ns0:lineRule="auto"/>
+      <ns0:jc ns0:val="center"/>
+      <ns0:rPr>
+        <ns0:rFonts ns0:hint="eastAsia" ns0:ascii="微软雅黑" ns0:hAnsi="微软雅黑" ns0:eastAsia="微软雅黑" ns0:cs="微软雅黑"/>
+        <ns0:b ns0:val="0"/>
+        <ns0:bCs ns0:val="0"/>
+        <ns0:lang ns0:val="de-DE" ns0:eastAsia="zh-CN"/>
+      </ns0:rPr>
+    </ns0:pPr>
+    <ns0:r>
+      <ns0:rPr>
+        <ns0:rFonts ns0:hint="eastAsia" ns0:ascii="微软雅黑" ns0:hAnsi="微软雅黑" ns0:eastAsia="微软雅黑" ns0:cs="微软雅黑"/>
+        <ns0:b ns0:val="0"/>
+        <ns0:bCs ns0:val="0"/>
+        <ns0:lang ns0:val="de-DE" ns0:eastAsia="zh-CN"/>
+      </ns0:rPr>
+      <ns0:t/>
+    </ns0:r>
+    <ns0:r>
+      <ns0:rPr>
+        <ns0:rFonts ns0:hint="eastAsia" ns0:ascii="微软雅黑" ns0:hAnsi="微软雅黑" ns0:eastAsia="微软雅黑" ns0:cs="微软雅黑"/>
+        <ns0:b ns0:val="0"/>
+        <ns0:bCs ns0:val="0"/>
+        <ns0:lang ns0:val="en-US" ns0:eastAsia="zh-CN"/>
+      </ns0:rPr>
+      <ns0:t xml:space="preserve"/>
+    </ns0:r>
+    <ns0:r>
+      <ns0:rPr>
+        <ns0:rFonts ns0:hint="eastAsia" ns0:ascii="微软雅黑" ns0:hAnsi="微软雅黑" ns0:eastAsia="微软雅黑" ns0:cs="微软雅黑"/>
+        <ns0:b ns0:val="0"/>
+        <ns0:bCs ns0:val="0"/>
+        <ns0:lang ns0:val="de-DE" ns0:eastAsia="zh-CN"/>
+      </ns0:rPr>
+      <ns0:t/>
+    </ns0:r>
+  </ns0:p>
+  <ns0:p ns2:paraId="4270C061">
+    <ns0:pPr>
+      <ns0:spacing ns0:after="0" ns0:line="240" ns0:lineRule="auto"/>
+      <ns0:jc ns0:val="center"/>
+      <ns0:rPr>
+        <ns0:rFonts ns0:ascii="Arial" ns0:hAnsi="Arial" ns0:cs="Arial" ns0:eastAsiaTheme="minorEastAsia"/>
+        <ns0:b/>
+        <ns0:bCs/>
+        <ns0:lang ns0:val="de-DE" ns0:eastAsia="zh-CN"/>
+      </ns0:rPr>
+    </ns0:pPr>
+    <ns0:r>
+      <ns0:rPr>
+        <ns0:rFonts ns0:hint="default" ns0:ascii="Arial" ns0:hAnsi="Arial" ns0:cs="Arial"/>
+        <ns0:b ns0:val="0"/>
+        <ns0:bCs ns0:val="0"/>
+      </ns0:rPr>
+      <ns0:fldChar ns0:fldCharType="begin"/>
+    </ns0:r>
+    <ns0:r>
+      <ns0:rPr>
+        <ns0:rFonts ns0:hint="default" ns0:ascii="Arial" ns0:hAnsi="Arial" ns0:cs="Arial"/>
+        <ns0:b ns0:val="0"/>
+        <ns0:bCs ns0:val="0"/>
+      </ns0:rPr>
+      <ns0:instrText xml:space="preserve"> HYPERLINK "http://www.shanhaimap.com" </ns0:instrText>
+    </ns0:r>
+    <ns0:r>
+      <ns0:rPr>
+        <ns0:rFonts ns0:hint="default" ns0:ascii="Arial" ns0:hAnsi="Arial" ns0:cs="Arial"/>
+        <ns0:b ns0:val="0"/>
+        <ns0:bCs ns0:val="0"/>
+      </ns0:rPr>
+      <ns0:fldChar ns0:fldCharType="separate"/>
+    </ns0:r>
+    <ns0:r>
+      <ns0:rPr>
+        <ns0:rFonts ns0:hint="default" ns0:ascii="Arial" ns0:hAnsi="Arial" ns0:eastAsia="微软雅黑" ns0:cs="Arial"/>
+        <ns0:b ns0:val="0"/>
+        <ns0:bCs ns0:val="0"/>
+        <ns0:lang ns0:val="de-DE" ns0:eastAsia="zh-CN"/>
+      </ns0:rPr>
+      <ns0:fldChar ns0:fldCharType="end"/>
+    </ns0:r>
+    <ns0:r>
+      <ns0:rPr>
+        <ns0:rFonts ns0:hint="default" ns0:ascii="Arial" ns0:hAnsi="Arial" ns0:eastAsia="微软雅黑" ns0:cs="Arial"/>
+        <ns0:b ns0:val="0"/>
+        <ns0:bCs ns0:val="0"/>
+        <ns0:lang ns0:val="de-DE" ns0:eastAsia="zh-CN"/>
+      </ns0:rPr>
+      <ns0:t/>
+    </ns0:r>
+  </ns0:p>
+  <ns0:p ns2:paraId="0C937CF4">
+    <ns0:pPr>
+      <ns0:pStyle ns0:val="5"/>
+      <ns0:tabs>
+        <ns0:tab ns0:val="right" ns0:pos="10260"/>
+      </ns0:tabs>
+      <ns0:spacing ns0:line="276" ns0:lineRule="auto"/>
+      <ns0:ind ns0:left="1276" ns0:right="-279"/>
+      <ns0:jc ns0:val="center"/>
+      <ns0:rPr>
+        <ns0:rFonts ns0:ascii="Arial" ns0:hAnsi="Arial" ns0:cs="Arial" ns0:eastAsiaTheme="minorEastAsia"/>
+        <ns0:b/>
+        <ns0:bCs/>
+        <ns0:lang ns0:val="de-DE" ns0:eastAsia="zh-CN"/>
+      </ns0:rPr>
+    </ns0:pPr>
+    <ns0:r>
+      <ns0:rPr>
+        <ns0:rFonts ns0:hint="default" ns0:ascii="Arial" ns0:hAnsi="Arial" ns0:cs="Arial" ns0:eastAsiaTheme="minorEastAsia"/>
+        <ns0:b ns0:val="0"/>
+        <ns0:bCs ns0:val="0"/>
+        <ns0:lang ns0:eastAsia="zh-CN"/>
+      </ns0:rPr>
+    </ns0:r>
+    <ns0:r>
+      <ns0:rPr>
+        <ns0:rFonts ns0:hint="default" ns0:ascii="Arial" ns0:hAnsi="Arial" ns0:cs="Arial" ns0:eastAsiaTheme="minorEastAsia"/>
+        <ns0:b ns0:val="0"/>
+        <ns0:bCs ns0:val="0"/>
+        <ns0:lang ns0:eastAsia="zh-CN"/>
+      </ns0:rPr>
+      <ns1:AlternateContent>
+        <ns1:Choice Requires="wps">
+          <ns0:drawing>
+            <ns3:anchor distT="0" distB="0" distL="114300" distR="114300" simplePos="0" relativeHeight="251660288" behindDoc="0" locked="0" layoutInCell="1" allowOverlap="1">
+              <ns3:simplePos x="0" y="0"/>
+              <ns3:positionH relativeFrom="column">
+                <ns3:posOffset>-240665</ns3:posOffset>
+              </ns3:positionH>
+              <ns3:positionV relativeFrom="paragraph">
+                <ns3:posOffset>77470</ns3:posOffset>
+              </ns3:positionV>
+              <ns3:extent cx="6405245" cy="0"/>
+              <ns3:effectExtent l="0" t="19050" r="0" b="19050"/>
+              <ns3:wrapNone/>
+              <ns3:docPr id="4" name="直接连接符 4"/>
+              <ns3:cNvGraphicFramePr/>
+              <ns4:graphic>
+                <ns4:graphicData uri="http://schemas.microsoft.com/office/word/2010/wordprocessingShape">
+                  <ns5:wsp>
+                    <ns5:cNvCnPr/>
+                    <ns5:spPr>
+                      <ns4:xfrm>
+                        <ns4:off x="0" y="0"/>
+                        <ns4:ext cx="6404997" cy="0"/>
+                      </ns4:xfrm>
+                      <ns4:prstGeom prst="line">
+                        <ns4:avLst/>
+                      </ns4:prstGeom>
+                      <ns4:noFill/>
+                      <ns4:ln w="38100" cap="flat" cmpd="sng" algn="ctr">
+                        <ns4:solidFill>
+                          <ns4:srgbClr val="0039C2"/>
+                        </ns4:solidFill>
+                        <ns4:prstDash val="solid"/>
+                        <ns4:miter lim="800000"/>
+                      </ns4:ln>
+                      <ns4:effectLst/>
+                    </ns5:spPr>
+                    <ns5:bodyPr upright="0"/>
+                  </ns5:wsp>
+                </ns4:graphicData>
+              </ns4:graphic>
+            </ns3:anchor>
+          </ns0:drawing>
+        </ns1:Choice>
+        <ns1:Fallback>
+          <ns0:pict>
+            <ns6:line id="_x0000_s1026" ns7:spid="_x0000_s1026" ns7:spt="20" style="position:absolute;left:0pt;margin-left:-18.95pt;margin-top:6.1pt;height:0pt;width:504.35pt;z-index:251660288;mso-width-relative:page;mso-height-relative:page;" filled="f" stroked="t" coordsize="21600,21600" ns7:gfxdata="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">
+              <ns6:fill on="f" focussize="0,0"/>
+              <ns6:stroke weight="3pt" color="#0039C2" miterlimit="8" joinstyle="miter"/>
+              <ns6:imagedata ns7:title=""/>
+              <ns7:lock ns6:ext="edit" aspectratio="f"/>
+            </ns6:line>
+          </ns0:pict>
+        </ns1:Fallback>
+      </ns1:AlternateContent>
+    </ns0:r>
+  </ns0:p>
+</ns0:hdr>
 </file>
 
 <file path=word/numbering.xml><?xml version="1.0" encoding="utf-8"?>

--- a/quotation-generator/assets/报价单模版-埃及公司.docx
+++ b/quotation-generator/assets/报价单模版-埃及公司.docx
@@ -5238,7 +5238,7 @@
         <w:rFonts w:ascii="FangSong" w:eastAsia="仿宋" w:hAnsi="FangSong"/>
         <w:sz w:val="18"/>
       </w:rPr>
-      <w:fldChar w:fldCharType="begin"/>
+      <w:fldChar w:fldCharType="begin" w:dirty="true"/>
     </w:r>
     <w:r>
       <w:rPr>
@@ -5280,7 +5280,7 @@
         <w:rFonts w:ascii="FangSong" w:eastAsia="仿宋" w:hAnsi="FangSong"/>
         <w:sz w:val="18"/>
       </w:rPr>
-      <w:fldChar w:fldCharType="begin"/>
+      <w:fldChar w:fldCharType="begin" w:dirty="true"/>
     </w:r>
     <w:r>
       <w:rPr>
